--- a/hands-on_pe-enhanced/26-su/Q1/SWR302_SU26_PE_Template_Q1 ANSWER.docx
+++ b/hands-on_pe-enhanced/26-su/Q1/SWR302_SU26_PE_Template_Q1 ANSWER.docx
@@ -1,8 +1,8 @@
 
 <file path=word/document.xml><?xml version="1.0" encoding="utf-8"?>
-<w:document xmlns:wpc="http://schemas.microsoft.com/office/word/2010/wordprocessingCanvas" xmlns:cx="http://schemas.microsoft.com/office/drawing/2014/chartex" xmlns:cx1="http://schemas.microsoft.com/office/drawing/2015/9/8/chartex" xmlns:cx2="http://schemas.microsoft.com/office/drawing/2015/10/21/chartex" xmlns:cx3="http://schemas.microsoft.com/office/drawing/2016/5/9/chartex" xmlns:cx4="http://schemas.microsoft.com/office/drawing/2016/5/10/chartex" xmlns:cx5="http://schemas.microsoft.com/office/drawing/2016/5/11/chartex" xmlns:cx6="http://schemas.microsoft.com/office/drawing/2016/5/12/chartex" xmlns:cx7="http://schemas.microsoft.com/office/drawing/2016/5/13/chartex" xmlns:cx8="http://schemas.microsoft.com/office/drawing/2016/5/14/chartex" xmlns:mc="http://schemas.openxmlformats.org/markup-compatibility/2006" xmlns:aink="http://schemas.microsoft.com/office/drawing/2016/ink" xmlns:am3d="http://schemas.microsoft.com/office/drawing/2017/model3d" xmlns:o="urn:schemas-microsoft-com:office:office" xmlns:oel="http://schemas.microsoft.com/office/2019/extlst" xmlns:r="http://schemas.openxmlformats.org/officeDocument/2006/relationships" xmlns:m="http://schemas.openxmlformats.org/officeDocument/2006/math" xmlns:v="urn:schemas-microsoft-com:vml" xmlns:wp14="http://schemas.microsoft.com/office/word/2010/wordprocessingDrawing" xmlns:wp="http://schemas.openxmlformats.org/drawingml/2006/wordprocessingDrawing" xmlns:w10="urn:schemas-microsoft-com:office:word" xmlns:w="http://schemas.openxmlformats.org/wordprocessingml/2006/main" xmlns:w14="http://schemas.microsoft.com/office/word/2010/wordml" xmlns:w15="http://schemas.microsoft.com/office/word/2012/wordml" xmlns:w16cex="http://schemas.microsoft.com/office/word/2018/wordml/cex" xmlns:w16cid="http://schemas.microsoft.com/office/word/2016/wordml/cid" xmlns:w16="http://schemas.microsoft.com/office/word/2018/wordml" xmlns:w16du="http://schemas.microsoft.com/office/word/2023/wordml/word16du" xmlns:w16sdtdh="http://schemas.microsoft.com/office/word/2020/wordml/sdtdatahash" xmlns:w16sdtfl="http://schemas.microsoft.com/office/word/2024/wordml/sdtformatlock" xmlns:w16se="http://schemas.microsoft.com/office/word/2015/wordml/symex" xmlns:wpg="http://schemas.microsoft.com/office/word/2010/wordprocessingGroup" xmlns:wpi="http://schemas.microsoft.com/office/word/2010/wordprocessingInk" xmlns:wne="http://schemas.microsoft.com/office/word/2006/wordml" xmlns:wps="http://schemas.microsoft.com/office/word/2010/wordprocessingShape" mc:Ignorable="w14 w15 w16se w16cid w16 w16cex w16sdtdh w16sdtfl w16du wp14">
+<w:document xmlns:ns1="http://schemas.openxmlformats.org/markup-compatibility/2006" xmlns:ns10="http://schemas.openxmlformats.org/officeDocument/2006/relationships" xmlns:ns11="http://schemas.microsoft.com/office/drawing/2010/main" xmlns:ns2="http://schemas.microsoft.com/office/word/2010/wordml" xmlns:ns3="http://schemas.openxmlformats.org/drawingml/2006/wordprocessingDrawing" xmlns:ns4="http://schemas.microsoft.com/office/word/2010/wordprocessingDrawing" xmlns:ns5="http://schemas.openxmlformats.org/drawingml/2006/main" xmlns:ns6="http://schemas.microsoft.com/office/word/2010/wordprocessingShape" xmlns:ns7="urn:schemas-microsoft-com:vml" xmlns:ns8="urn:schemas-microsoft-com:office:office" xmlns:ns9="http://schemas.openxmlformats.org/drawingml/2006/picture" xmlns:w="http://schemas.openxmlformats.org/wordprocessingml/2006/main" ns1:Ignorable="w14 w15 w16se w16cid w16 w16cex w16sdtdh w16sdtfl w16du wp14">
   <w:body>
-    <w:p>
+    <w:p ns2:paraId="4E35A86C" ns2:textId="151B7DA4">
       <w:pPr>
         <w:pStyle w:val="Title"/>
         <w:jc w:val="center"/>
@@ -16,69 +16,69 @@
           <w:rFonts w:ascii="Times New Roman" w:hAnsi="Times New Roman"/>
           <w:noProof/>
         </w:rPr>
-        <mc:AlternateContent>
-          <mc:Choice Requires="wps">
+        <ns1:AlternateContent>
+          <ns1:Choice Requires="wps">
             <w:drawing>
-              <wp:anchor distT="0" distB="0" distL="114300" distR="114300" simplePos="0" relativeHeight="251661312" behindDoc="0" locked="0" layoutInCell="1" allowOverlap="1" wp14:anchorId="4F9E567F" wp14:editId="08693058">
-                <wp:simplePos x="0" y="0"/>
-                <wp:positionH relativeFrom="column">
-                  <wp:posOffset>0</wp:posOffset>
-                </wp:positionH>
-                <wp:positionV relativeFrom="paragraph">
-                  <wp:posOffset>1021080</wp:posOffset>
-                </wp:positionV>
-                <wp:extent cx="6057900" cy="30480"/>
-                <wp:effectExtent l="0" t="0" r="19050" b="26670"/>
-                <wp:wrapNone/>
-                <wp:docPr id="3" name="Straight Connector 3"/>
-                <wp:cNvGraphicFramePr/>
-                <a:graphic xmlns:a="http://schemas.openxmlformats.org/drawingml/2006/main">
-                  <a:graphicData uri="http://schemas.microsoft.com/office/word/2010/wordprocessingShape">
-                    <wps:wsp>
-                      <wps:cNvCnPr/>
-                      <wps:spPr>
-                        <a:xfrm>
-                          <a:off x="0" y="0"/>
-                          <a:ext cx="6057900" cy="30480"/>
-                        </a:xfrm>
-                        <a:prstGeom prst="line">
-                          <a:avLst/>
-                        </a:prstGeom>
-                        <a:ln w="12700">
-                          <a:solidFill>
-                            <a:srgbClr val="5134FC"/>
-                          </a:solidFill>
-                        </a:ln>
-                      </wps:spPr>
-                      <wps:style>
-                        <a:lnRef idx="1">
-                          <a:schemeClr val="accent1"/>
-                        </a:lnRef>
-                        <a:fillRef idx="0">
-                          <a:schemeClr val="accent1"/>
-                        </a:fillRef>
-                        <a:effectRef idx="0">
-                          <a:schemeClr val="accent1"/>
-                        </a:effectRef>
-                        <a:fontRef idx="minor">
-                          <a:schemeClr val="tx1"/>
-                        </a:fontRef>
-                      </wps:style>
-                      <wps:bodyPr/>
-                    </wps:wsp>
-                  </a:graphicData>
-                </a:graphic>
-              </wp:anchor>
+              <ns3:anchor distT="0" distB="0" distL="114300" distR="114300" simplePos="0" relativeHeight="251661312" behindDoc="0" locked="0" layoutInCell="1" allowOverlap="1" ns4:anchorId="4F9E567F" ns4:editId="08693058">
+                <ns3:simplePos x="0" y="0"/>
+                <ns3:positionH relativeFrom="column">
+                  <ns3:posOffset>0</ns3:posOffset>
+                </ns3:positionH>
+                <ns3:positionV relativeFrom="paragraph">
+                  <ns3:posOffset>1021080</ns3:posOffset>
+                </ns3:positionV>
+                <ns3:extent cx="6057900" cy="30480"/>
+                <ns3:effectExtent l="0" t="0" r="19050" b="26670"/>
+                <ns3:wrapNone/>
+                <ns3:docPr id="3" name="Straight Connector 3"/>
+                <ns3:cNvGraphicFramePr/>
+                <ns5:graphic>
+                  <ns5:graphicData uri="http://schemas.microsoft.com/office/word/2010/wordprocessingShape">
+                    <ns6:wsp>
+                      <ns6:cNvCnPr/>
+                      <ns6:spPr>
+                        <ns5:xfrm>
+                          <ns5:off x="0" y="0"/>
+                          <ns5:ext cx="6057900" cy="30480"/>
+                        </ns5:xfrm>
+                        <ns5:prstGeom prst="line">
+                          <ns5:avLst/>
+                        </ns5:prstGeom>
+                        <ns5:ln w="12700">
+                          <ns5:solidFill>
+                            <ns5:srgbClr val="5134FC"/>
+                          </ns5:solidFill>
+                        </ns5:ln>
+                      </ns6:spPr>
+                      <ns6:style>
+                        <ns5:lnRef idx="1">
+                          <ns5:schemeClr val="accent1"/>
+                        </ns5:lnRef>
+                        <ns5:fillRef idx="0">
+                          <ns5:schemeClr val="accent1"/>
+                        </ns5:fillRef>
+                        <ns5:effectRef idx="0">
+                          <ns5:schemeClr val="accent1"/>
+                        </ns5:effectRef>
+                        <ns5:fontRef idx="minor">
+                          <ns5:schemeClr val="tx1"/>
+                        </ns5:fontRef>
+                      </ns6:style>
+                      <ns6:bodyPr/>
+                    </ns6:wsp>
+                  </ns5:graphicData>
+                </ns5:graphic>
+              </ns3:anchor>
             </w:drawing>
-          </mc:Choice>
-          <mc:Fallback>
+          </ns1:Choice>
+          <ns1:Fallback>
             <w:pict>
-              <v:line w14:anchorId="663E541C" id="Straight Connector 3" o:spid="_x0000_s1026" style="position:absolute;z-index:251661312;visibility:visible;mso-wrap-style:square;mso-wrap-distance-left:9pt;mso-wrap-distance-top:0;mso-wrap-distance-right:9pt;mso-wrap-distance-bottom:0;mso-position-horizontal:absolute;mso-position-horizontal-relative:text;mso-position-vertical:absolute;mso-position-vertical-relative:text" from="0,80.4pt" to="477pt,82.8pt" o:gfxdata="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" strokecolor="#5134fc" strokeweight="1pt">
-                <v:stroke joinstyle="miter"/>
-              </v:line>
+              <ns7:line ns2:anchorId="663E541C" id="Straight Connector 3" ns8:spid="_x0000_s1026" style="position:absolute;z-index:251661312;visibility:visible;mso-wrap-style:square;mso-wrap-distance-left:9pt;mso-wrap-distance-top:0;mso-wrap-distance-right:9pt;mso-wrap-distance-bottom:0;mso-position-horizontal:absolute;mso-position-horizontal-relative:text;mso-position-vertical:absolute;mso-position-vertical-relative:text" from="0,80.4pt" to="477pt,82.8pt" ns8:gfxdata="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" strokecolor="#5134fc" strokeweight="1pt">
+                <ns7:stroke joinstyle="miter"/>
+              </ns7:line>
             </w:pict>
-          </mc:Fallback>
-        </mc:AlternateContent>
+          </ns1:Fallback>
+        </ns1:AlternateContent>
       </w:r>
       <w:r>
         <w:rPr>
@@ -86,49 +86,49 @@
           <w:noProof/>
         </w:rPr>
         <w:drawing>
-          <wp:inline distT="0" distB="0" distL="0" distR="0" wp14:anchorId="46704343" wp14:editId="5BD12A05">
-            <wp:extent cx="2702560" cy="739303"/>
-            <wp:effectExtent l="0" t="0" r="2540" b="0"/>
-            <wp:docPr id="5" name="Picture 5"/>
-            <wp:cNvGraphicFramePr>
-              <a:graphicFrameLocks xmlns:a="http://schemas.openxmlformats.org/drawingml/2006/main" noChangeAspect="1"/>
-            </wp:cNvGraphicFramePr>
-            <a:graphic xmlns:a="http://schemas.openxmlformats.org/drawingml/2006/main">
-              <a:graphicData uri="http://schemas.openxmlformats.org/drawingml/2006/picture">
-                <pic:pic xmlns:pic="http://schemas.openxmlformats.org/drawingml/2006/picture">
-                  <pic:nvPicPr>
-                    <pic:cNvPr id="0" name="Picture 2"/>
-                    <pic:cNvPicPr>
-                      <a:picLocks noChangeAspect="1" noChangeArrowheads="1"/>
-                    </pic:cNvPicPr>
-                  </pic:nvPicPr>
-                  <pic:blipFill>
-                    <a:blip r:embed="rId7">
-                      <a:extLst>
-                        <a:ext uri="{28A0092B-C50C-407E-A947-70E740481C1C}">
-                          <a14:useLocalDpi xmlns:a14="http://schemas.microsoft.com/office/drawing/2010/main" val="0"/>
-                        </a:ext>
-                      </a:extLst>
-                    </a:blip>
-                    <a:srcRect/>
-                    <a:stretch>
-                      <a:fillRect/>
-                    </a:stretch>
-                  </pic:blipFill>
-                  <pic:spPr bwMode="auto">
-                    <a:xfrm>
-                      <a:off x="0" y="0"/>
-                      <a:ext cx="2713741" cy="742362"/>
-                    </a:xfrm>
-                    <a:prstGeom prst="rect">
-                      <a:avLst/>
-                    </a:prstGeom>
-                    <a:noFill/>
-                  </pic:spPr>
-                </pic:pic>
-              </a:graphicData>
-            </a:graphic>
-          </wp:inline>
+          <ns3:inline distT="0" distB="0" distL="0" distR="0" ns4:anchorId="46704343" ns4:editId="5BD12A05">
+            <ns3:extent cx="2702560" cy="739303"/>
+            <ns3:effectExtent l="0" t="0" r="2540" b="0"/>
+            <ns3:docPr id="5" name="Picture 5"/>
+            <ns3:cNvGraphicFramePr>
+              <ns5:graphicFrameLocks noChangeAspect="1"/>
+            </ns3:cNvGraphicFramePr>
+            <ns5:graphic>
+              <ns5:graphicData uri="http://schemas.openxmlformats.org/drawingml/2006/picture">
+                <ns9:pic>
+                  <ns9:nvPicPr>
+                    <ns9:cNvPr id="0" name="Picture 2"/>
+                    <ns9:cNvPicPr>
+                      <ns5:picLocks noChangeAspect="1" noChangeArrowheads="1"/>
+                    </ns9:cNvPicPr>
+                  </ns9:nvPicPr>
+                  <ns9:blipFill>
+                    <ns5:blip ns10:embed="rId7">
+                      <ns5:extLst>
+                        <ns5:ext uri="{28A0092B-C50C-407E-A947-70E740481C1C}">
+                          <ns11:useLocalDpi val="0"/>
+                        </ns5:ext>
+                      </ns5:extLst>
+                    </ns5:blip>
+                    <ns5:srcRect/>
+                    <ns5:stretch>
+                      <ns5:fillRect/>
+                    </ns5:stretch>
+                  </ns9:blipFill>
+                  <ns9:spPr bwMode="auto">
+                    <ns5:xfrm>
+                      <ns5:off x="0" y="0"/>
+                      <ns5:ext cx="2713741" cy="742362"/>
+                    </ns5:xfrm>
+                    <ns5:prstGeom prst="rect">
+                      <ns5:avLst/>
+                    </ns5:prstGeom>
+                    <ns5:noFill/>
+                  </ns9:spPr>
+                </ns9:pic>
+              </ns5:graphicData>
+            </ns5:graphic>
+          </ns3:inline>
         </w:drawing>
       </w:r>
       <w:r>
@@ -143,52 +143,52 @@
           <w:noProof/>
         </w:rPr>
         <w:drawing>
-          <wp:inline distT="0" distB="0" distL="0" distR="0" wp14:anchorId="0245E301" wp14:editId="4E224107">
-            <wp:extent cx="374631" cy="222150"/>
-            <wp:effectExtent l="0" t="0" r="6985" b="6985"/>
-            <wp:docPr id="1" name="Picture 1" descr="E:\TeachingOldM\Android All\code_examples\androidhtp2_examples\images\FlagQuizImages\Africa\Africa-Cape_Verde.png"/>
-            <wp:cNvGraphicFramePr>
-              <a:graphicFrameLocks xmlns:a="http://schemas.openxmlformats.org/drawingml/2006/main" noChangeAspect="1"/>
-            </wp:cNvGraphicFramePr>
-            <a:graphic xmlns:a="http://schemas.openxmlformats.org/drawingml/2006/main">
-              <a:graphicData uri="http://schemas.openxmlformats.org/drawingml/2006/picture">
-                <pic:pic xmlns:pic="http://schemas.openxmlformats.org/drawingml/2006/picture">
-                  <pic:nvPicPr>
-                    <pic:cNvPr id="0" name="Picture 1" descr="E:\TeachingOldM\Android All\code_examples\androidhtp2_examples\images\FlagQuizImages\Africa\Africa-Cape_Verde.png"/>
-                    <pic:cNvPicPr>
-                      <a:picLocks noChangeAspect="1" noChangeArrowheads="1"/>
-                    </pic:cNvPicPr>
-                  </pic:nvPicPr>
-                  <pic:blipFill>
-                    <a:blip r:embed="rId8" cstate="print">
-                      <a:extLst>
-                        <a:ext uri="{28A0092B-C50C-407E-A947-70E740481C1C}">
-                          <a14:useLocalDpi xmlns:a14="http://schemas.microsoft.com/office/drawing/2010/main" val="0"/>
-                        </a:ext>
-                      </a:extLst>
-                    </a:blip>
-                    <a:srcRect/>
-                    <a:stretch>
-                      <a:fillRect/>
-                    </a:stretch>
-                  </pic:blipFill>
-                  <pic:spPr bwMode="auto">
-                    <a:xfrm flipV="1">
-                      <a:off x="0" y="0"/>
-                      <a:ext cx="455562" cy="270141"/>
-                    </a:xfrm>
-                    <a:prstGeom prst="rect">
-                      <a:avLst/>
-                    </a:prstGeom>
-                    <a:noFill/>
-                    <a:ln>
-                      <a:noFill/>
-                    </a:ln>
-                  </pic:spPr>
-                </pic:pic>
-              </a:graphicData>
-            </a:graphic>
-          </wp:inline>
+          <ns3:inline distT="0" distB="0" distL="0" distR="0" ns4:anchorId="0245E301" ns4:editId="4E224107">
+            <ns3:extent cx="374631" cy="222150"/>
+            <ns3:effectExtent l="0" t="0" r="6985" b="6985"/>
+            <ns3:docPr id="1" name="Picture 1" descr="E:\TeachingOldM\Android All\code_examples\androidhtp2_examples\images\FlagQuizImages\Africa\Africa-Cape_Verde.png"/>
+            <ns3:cNvGraphicFramePr>
+              <ns5:graphicFrameLocks noChangeAspect="1"/>
+            </ns3:cNvGraphicFramePr>
+            <ns5:graphic>
+              <ns5:graphicData uri="http://schemas.openxmlformats.org/drawingml/2006/picture">
+                <ns9:pic>
+                  <ns9:nvPicPr>
+                    <ns9:cNvPr id="0" name="Picture 1" descr="E:\TeachingOldM\Android All\code_examples\androidhtp2_examples\images\FlagQuizImages\Africa\Africa-Cape_Verde.png"/>
+                    <ns9:cNvPicPr>
+                      <ns5:picLocks noChangeAspect="1" noChangeArrowheads="1"/>
+                    </ns9:cNvPicPr>
+                  </ns9:nvPicPr>
+                  <ns9:blipFill>
+                    <ns5:blip ns10:embed="rId8" cstate="print">
+                      <ns5:extLst>
+                        <ns5:ext uri="{28A0092B-C50C-407E-A947-70E740481C1C}">
+                          <ns11:useLocalDpi val="0"/>
+                        </ns5:ext>
+                      </ns5:extLst>
+                    </ns5:blip>
+                    <ns5:srcRect/>
+                    <ns5:stretch>
+                      <ns5:fillRect/>
+                    </ns5:stretch>
+                  </ns9:blipFill>
+                  <ns9:spPr bwMode="auto">
+                    <ns5:xfrm flipV="1">
+                      <ns5:off x="0" y="0"/>
+                      <ns5:ext cx="455562" cy="270141"/>
+                    </ns5:xfrm>
+                    <ns5:prstGeom prst="rect">
+                      <ns5:avLst/>
+                    </ns5:prstGeom>
+                    <ns5:noFill/>
+                    <ns5:ln>
+                      <ns5:noFill/>
+                    </ns5:ln>
+                  </ns9:spPr>
+                </ns9:pic>
+              </ns5:graphicData>
+            </ns5:graphic>
+          </ns3:inline>
         </w:drawing>
       </w:r>
       <w:r>
@@ -205,7 +205,7 @@
         <w:t xml:space="preserve"> SU26</w:t>
       </w:r>
     </w:p>
-    <w:p>
+    <w:p ns2:paraId="7B8B2334" ns2:textId="77777777">
       <w:pPr>
         <w:pStyle w:val="Title"/>
         <w:jc w:val="left"/>
@@ -224,7 +224,7 @@
         <w:t>Q1:</w:t>
       </w:r>
     </w:p>
-    <w:p>
+    <w:p ns2:paraId="23D27848" ns2:textId="77777777">
       <w:pPr>
         <w:pStyle w:val="Title"/>
         <w:jc w:val="center"/>
@@ -243,7 +243,7 @@
         <w:t>Software Requirements Specification</w:t>
       </w:r>
     </w:p>
-    <w:p>
+    <w:p ns2:paraId="5C5D1555" ns2:textId="77777777">
       <w:pPr>
         <w:pStyle w:val="Title"/>
         <w:spacing w:before="0" w:after="400"/>
@@ -261,7 +261,7 @@
         <w:t>for</w:t>
       </w:r>
     </w:p>
-    <w:p>
+    <w:p ns2:paraId="2829255D" ns2:textId="2520850C">
       <w:pPr>
         <w:pStyle w:val="Title"/>
         <w:jc w:val="center"/>
@@ -291,7 +291,7 @@
         <w:t xml:space="preserve"> - OCRMS</w:t>
       </w:r>
     </w:p>
-    <w:p>
+    <w:p ns2:paraId="28A77B82" ns2:textId="77777777">
       <w:pPr>
         <w:pStyle w:val="ByLine"/>
         <w:rPr>
@@ -305,7 +305,7 @@
         <w:t>Version 1.0 approved</w:t>
       </w:r>
     </w:p>
-    <w:p>
+    <w:p ns2:paraId="3C39F707" ns2:textId="77777777">
       <w:pPr>
         <w:pStyle w:val="ByLine"/>
         <w:rPr>
@@ -319,7 +319,7 @@
         <w:t xml:space="preserve">Prepared by </w:t>
       </w:r>
     </w:p>
-    <w:p>
+    <w:p ns2:paraId="0EDEFAA2" ns2:textId="1280202D">
       <w:pPr>
         <w:pStyle w:val="ByLine"/>
         <w:jc w:val="center"/>
@@ -340,7 +340,7 @@
         <w:t>Hoàng Ngọc Trinh – SE838668</w:t>
       </w:r>
     </w:p>
-    <w:p>
+    <w:p ns2:paraId="1B41C104" ns2:textId="3B71A570">
       <w:pPr>
         <w:pStyle w:val="ByLine"/>
         <w:jc w:val="center"/>
@@ -361,7 +361,7 @@
         <w:t>FPT University - HCMC</w:t>
       </w:r>
     </w:p>
-    <w:p>
+    <w:p ns2:paraId="449677B7" ns2:textId="2A66F4C3">
       <w:pPr>
         <w:pStyle w:val="ByLine"/>
         <w:jc w:val="center"/>
@@ -382,7 +382,7 @@
         <w:t>2026, Aug-01</w:t>
       </w:r>
     </w:p>
-    <w:p>
+    <w:p ns2:paraId="191ABB06" ns2:textId="5EF50965">
       <w:pPr>
         <w:pStyle w:val="Title"/>
         <w:jc w:val="left"/>
@@ -410,7 +410,7 @@
         <w:t>2:</w:t>
       </w:r>
     </w:p>
-    <w:p>
+    <w:p ns2:paraId="325EFF0C" ns2:textId="54B22F31">
       <w:pPr>
         <w:pStyle w:val="Title"/>
         <w:jc w:val="left"/>
@@ -429,43 +429,43 @@
           <w:sz w:val="20"/>
         </w:rPr>
         <w:drawing>
-          <wp:inline distT="0" distB="0" distL="0" distR="0" wp14:anchorId="52C94949" wp14:editId="24552509">
-            <wp:extent cx="5943600" cy="4815840"/>
-            <wp:effectExtent l="0" t="0" r="0" b="3810"/>
-            <wp:docPr id="1698287603" name="Picture 1"/>
-            <wp:cNvGraphicFramePr>
-              <a:graphicFrameLocks xmlns:a="http://schemas.openxmlformats.org/drawingml/2006/main" noChangeAspect="1"/>
-            </wp:cNvGraphicFramePr>
-            <a:graphic xmlns:a="http://schemas.openxmlformats.org/drawingml/2006/main">
-              <a:graphicData uri="http://schemas.openxmlformats.org/drawingml/2006/picture">
-                <pic:pic xmlns:pic="http://schemas.openxmlformats.org/drawingml/2006/picture">
-                  <pic:nvPicPr>
-                    <pic:cNvPr id="1698287603" name=""/>
-                    <pic:cNvPicPr/>
-                  </pic:nvPicPr>
-                  <pic:blipFill>
-                    <a:blip r:embed="rId9"/>
-                    <a:stretch>
-                      <a:fillRect/>
-                    </a:stretch>
-                  </pic:blipFill>
-                  <pic:spPr>
-                    <a:xfrm>
-                      <a:off x="0" y="0"/>
-                      <a:ext cx="5943600" cy="4815840"/>
-                    </a:xfrm>
-                    <a:prstGeom prst="rect">
-                      <a:avLst/>
-                    </a:prstGeom>
-                  </pic:spPr>
-                </pic:pic>
-              </a:graphicData>
-            </a:graphic>
-          </wp:inline>
+          <ns3:inline distT="0" distB="0" distL="0" distR="0" ns4:anchorId="52C94949" ns4:editId="24552509">
+            <ns3:extent cx="5943600" cy="4815840"/>
+            <ns3:effectExtent l="0" t="0" r="0" b="3810"/>
+            <ns3:docPr id="1698287603" name="Picture 1"/>
+            <ns3:cNvGraphicFramePr>
+              <ns5:graphicFrameLocks noChangeAspect="1"/>
+            </ns3:cNvGraphicFramePr>
+            <ns5:graphic>
+              <ns5:graphicData uri="http://schemas.openxmlformats.org/drawingml/2006/picture">
+                <ns9:pic>
+                  <ns9:nvPicPr>
+                    <ns9:cNvPr id="1698287603" name=""/>
+                    <ns9:cNvPicPr/>
+                  </ns9:nvPicPr>
+                  <ns9:blipFill>
+                    <ns5:blip ns10:embed="rId9"/>
+                    <ns5:stretch>
+                      <ns5:fillRect/>
+                    </ns5:stretch>
+                  </ns9:blipFill>
+                  <ns9:spPr>
+                    <ns5:xfrm>
+                      <ns5:off x="0" y="0"/>
+                      <ns5:ext cx="5943600" cy="4815840"/>
+                    </ns5:xfrm>
+                    <ns5:prstGeom prst="rect">
+                      <ns5:avLst/>
+                    </ns5:prstGeom>
+                  </ns9:spPr>
+                </ns9:pic>
+              </ns5:graphicData>
+            </ns5:graphic>
+          </ns3:inline>
         </w:drawing>
       </w:r>
     </w:p>
-    <w:p>
+    <w:p ns2:paraId="40CA9F0D" ns2:textId="454FADAB">
       <w:pPr>
         <w:pStyle w:val="Title"/>
         <w:jc w:val="left"/>
@@ -488,7 +488,7 @@
         <w:t xml:space="preserve"> </w:t>
       </w:r>
     </w:p>
-    <w:p>
+    <w:p ns2:paraId="76C366D2" ns2:textId="77777777">
       <w:pPr>
         <w:pStyle w:val="Title"/>
         <w:jc w:val="left"/>
@@ -499,7 +499,7 @@
         </w:rPr>
       </w:pPr>
     </w:p>
-    <w:p>
+    <w:p ns2:paraId="36CC26C0" ns2:textId="77777777">
       <w:pPr>
         <w:pStyle w:val="Title"/>
         <w:jc w:val="left"/>
@@ -510,7 +510,7 @@
         </w:rPr>
       </w:pPr>
     </w:p>
-    <w:p>
+    <w:p ns2:paraId="6ECC392E" ns2:textId="69F80545">
       <w:pPr>
         <w:pStyle w:val="Title"/>
         <w:jc w:val="left"/>
@@ -538,7 +538,7 @@
         <w:t>:</w:t>
       </w:r>
     </w:p>
-    <w:p>
+    <w:p ns2:paraId="7E1C080A" ns2:textId="3C98A392">
       <w:pPr>
         <w:pStyle w:val="Title"/>
         <w:jc w:val="left"/>
@@ -555,39 +555,39 @@
           <w:szCs w:val="36"/>
         </w:rPr>
         <w:drawing>
-          <wp:inline distT="0" distB="0" distL="0" distR="0" wp14:anchorId="46C7DFAC" wp14:editId="61CA3FA5">
-            <wp:extent cx="5943600" cy="4636770"/>
-            <wp:effectExtent l="0" t="0" r="0" b="0"/>
-            <wp:docPr id="831061725" name="Picture 1"/>
-            <wp:cNvGraphicFramePr>
-              <a:graphicFrameLocks xmlns:a="http://schemas.openxmlformats.org/drawingml/2006/main" noChangeAspect="1"/>
-            </wp:cNvGraphicFramePr>
-            <a:graphic xmlns:a="http://schemas.openxmlformats.org/drawingml/2006/main">
-              <a:graphicData uri="http://schemas.openxmlformats.org/drawingml/2006/picture">
-                <pic:pic xmlns:pic="http://schemas.openxmlformats.org/drawingml/2006/picture">
-                  <pic:nvPicPr>
-                    <pic:cNvPr id="831061725" name=""/>
-                    <pic:cNvPicPr/>
-                  </pic:nvPicPr>
-                  <pic:blipFill>
-                    <a:blip r:embed="rId10"/>
-                    <a:stretch>
-                      <a:fillRect/>
-                    </a:stretch>
-                  </pic:blipFill>
-                  <pic:spPr>
-                    <a:xfrm>
-                      <a:off x="0" y="0"/>
-                      <a:ext cx="5943600" cy="4636770"/>
-                    </a:xfrm>
-                    <a:prstGeom prst="rect">
-                      <a:avLst/>
-                    </a:prstGeom>
-                  </pic:spPr>
-                </pic:pic>
-              </a:graphicData>
-            </a:graphic>
-          </wp:inline>
+          <ns3:inline distT="0" distB="0" distL="0" distR="0" ns4:anchorId="46C7DFAC" ns4:editId="61CA3FA5">
+            <ns3:extent cx="5943600" cy="4636770"/>
+            <ns3:effectExtent l="0" t="0" r="0" b="0"/>
+            <ns3:docPr id="831061725" name="Picture 1"/>
+            <ns3:cNvGraphicFramePr>
+              <ns5:graphicFrameLocks noChangeAspect="1"/>
+            </ns3:cNvGraphicFramePr>
+            <ns5:graphic>
+              <ns5:graphicData uri="http://schemas.openxmlformats.org/drawingml/2006/picture">
+                <ns9:pic>
+                  <ns9:nvPicPr>
+                    <ns9:cNvPr id="831061725" name=""/>
+                    <ns9:cNvPicPr/>
+                  </ns9:nvPicPr>
+                  <ns9:blipFill>
+                    <ns5:blip ns10:embed="rId10"/>
+                    <ns5:stretch>
+                      <ns5:fillRect/>
+                    </ns5:stretch>
+                  </ns9:blipFill>
+                  <ns9:spPr>
+                    <ns5:xfrm>
+                      <ns5:off x="0" y="0"/>
+                      <ns5:ext cx="5943600" cy="4636770"/>
+                    </ns5:xfrm>
+                    <ns5:prstGeom prst="rect">
+                      <ns5:avLst/>
+                    </ns5:prstGeom>
+                  </ns9:spPr>
+                </ns9:pic>
+              </ns5:graphicData>
+            </ns5:graphic>
+          </ns3:inline>
         </w:drawing>
       </w:r>
     </w:p>
@@ -610,7 +610,7 @@
         <w:gridCol w:w="1963"/>
         <w:gridCol w:w="8075"/>
       </w:tblGrid>
-      <w:tr>
+      <w:tr ns2:paraId="7701779B" ns2:textId="77777777">
         <w:trPr>
           <w:trHeight w:val="67"/>
         </w:trPr>
@@ -627,7 +627,7 @@
             <w:vAlign w:val="center"/>
             <w:hideMark/>
           </w:tcPr>
-          <w:p>
+          <w:p ns2:paraId="791BCE52" ns2:textId="77777777">
             <w:pPr>
               <w:pStyle w:val="Title"/>
               <w:jc w:val="left"/>
@@ -660,7 +660,7 @@
             <w:vAlign w:val="center"/>
             <w:hideMark/>
           </w:tcPr>
-          <w:p>
+          <w:p ns2:paraId="3AC7161A" ns2:textId="77777777">
             <w:pPr>
               <w:pStyle w:val="Title"/>
               <w:rPr>
@@ -692,7 +692,7 @@
             <w:vAlign w:val="center"/>
             <w:hideMark/>
           </w:tcPr>
-          <w:p>
+          <w:p ns2:paraId="02A7B618" ns2:textId="77777777">
             <w:pPr>
               <w:pStyle w:val="Title"/>
               <w:rPr>
@@ -712,7 +712,7 @@
           </w:p>
         </w:tc>
       </w:tr>
-      <w:tr>
+      <w:tr ns2:paraId="4A5DB300" ns2:textId="77777777">
         <w:tc>
           <w:tcPr>
             <w:tcW w:w="216" w:type="pct"/>
@@ -725,7 +725,7 @@
             <w:vAlign w:val="center"/>
             <w:hideMark/>
           </w:tcPr>
-          <w:p>
+          <w:p ns2:paraId="0E565AB1" ns2:textId="77777777">
             <w:pPr>
               <w:pStyle w:val="Title"/>
               <w:jc w:val="center"/>
@@ -756,7 +756,7 @@
             </w:tcBorders>
             <w:vAlign w:val="center"/>
           </w:tcPr>
-          <w:p>
+          <w:p ns2:paraId="21E1F991" ns2:textId="2EE93DB4">
             <w:pPr>
               <w:pStyle w:val="Title"/>
               <w:jc w:val="center"/>
@@ -787,7 +787,7 @@
             </w:tcBorders>
             <w:vAlign w:val="center"/>
           </w:tcPr>
-          <w:p>
+          <w:p ns2:paraId="752FEB2A" ns2:textId="507BF281">
             <w:pPr>
               <w:pStyle w:val="Title"/>
               <w:jc w:val="center"/>
@@ -812,7 +812,7 @@
           </w:p>
         </w:tc>
       </w:tr>
-      <w:tr>
+      <w:tr ns2:paraId="170E2B61" ns2:textId="77777777">
         <w:trPr>
           <w:trHeight w:val="315"/>
         </w:trPr>
@@ -828,7 +828,7 @@
             <w:vAlign w:val="center"/>
             <w:hideMark/>
           </w:tcPr>
-          <w:p>
+          <w:p ns2:paraId="07A8F3E0" ns2:textId="77777777">
             <w:pPr>
               <w:pStyle w:val="Title"/>
               <w:jc w:val="center"/>
@@ -860,7 +860,7 @@
             </w:tcBorders>
             <w:vAlign w:val="center"/>
           </w:tcPr>
-          <w:p>
+          <w:p ns2:paraId="77A088ED" ns2:textId="4395FA1A">
             <w:pPr>
               <w:pStyle w:val="Title"/>
               <w:jc w:val="center"/>
@@ -891,7 +891,7 @@
             </w:tcBorders>
             <w:vAlign w:val="center"/>
           </w:tcPr>
-          <w:p>
+          <w:p ns2:paraId="64B1E0E9" ns2:textId="535E1519">
             <w:pPr>
               <w:pStyle w:val="Title"/>
               <w:jc w:val="center"/>
@@ -916,7 +916,7 @@
           </w:p>
         </w:tc>
       </w:tr>
-      <w:tr>
+      <w:tr ns2:paraId="72DB61E1" ns2:textId="77777777">
         <w:tc>
           <w:tcPr>
             <w:tcW w:w="216" w:type="pct"/>
@@ -929,7 +929,7 @@
             <w:vAlign w:val="center"/>
             <w:hideMark/>
           </w:tcPr>
-          <w:p>
+          <w:p ns2:paraId="15A2EED3" ns2:textId="77777777">
             <w:pPr>
               <w:pStyle w:val="Title"/>
               <w:jc w:val="center"/>
@@ -960,7 +960,7 @@
             </w:tcBorders>
             <w:vAlign w:val="center"/>
           </w:tcPr>
-          <w:p>
+          <w:p ns2:paraId="26B0CC2D" ns2:textId="5D617D75">
             <w:pPr>
               <w:pStyle w:val="Title"/>
               <w:jc w:val="center"/>
@@ -991,7 +991,7 @@
             </w:tcBorders>
             <w:vAlign w:val="center"/>
           </w:tcPr>
-          <w:p>
+          <w:p ns2:paraId="6795A4AD" ns2:textId="0ECA7442">
             <w:pPr>
               <w:pStyle w:val="Title"/>
               <w:jc w:val="center"/>
@@ -1037,7 +1037,7 @@
         <w:gridCol w:w="2739"/>
         <w:gridCol w:w="5038"/>
       </w:tblGrid>
-      <w:tr>
+      <w:tr ns2:paraId="1101FB5D" ns2:textId="77777777">
         <w:trPr>
           <w:trHeight w:val="67"/>
         </w:trPr>
@@ -1047,7 +1047,7 @@
             <w:shd w:val="clear" w:color="auto" w:fill="FFE8E1"/>
             <w:vAlign w:val="center"/>
           </w:tcPr>
-          <w:p>
+          <w:p ns2:paraId="71A1F9F8" ns2:textId="77777777">
             <w:pPr>
               <w:spacing w:after="0" w:line="240" w:lineRule="auto"/>
               <w:jc w:val="center"/>
@@ -1075,7 +1075,7 @@
             <w:shd w:val="clear" w:color="auto" w:fill="FFE8E1"/>
             <w:vAlign w:val="center"/>
           </w:tcPr>
-          <w:p>
+          <w:p ns2:paraId="6DFF9CE5" ns2:textId="77777777">
             <w:pPr>
               <w:spacing w:after="0" w:line="240" w:lineRule="auto"/>
               <w:rPr>
@@ -1101,7 +1101,7 @@
             <w:tcW w:w="1296" w:type="pct"/>
             <w:shd w:val="clear" w:color="auto" w:fill="FFE8E1"/>
           </w:tcPr>
-          <w:p>
+          <w:p ns2:paraId="0232FC80" ns2:textId="77777777">
             <w:pPr>
               <w:spacing w:after="0" w:line="240" w:lineRule="auto"/>
               <w:rPr>
@@ -1128,7 +1128,7 @@
             <w:shd w:val="clear" w:color="auto" w:fill="FFE8E1"/>
             <w:vAlign w:val="center"/>
           </w:tcPr>
-          <w:p>
+          <w:p ns2:paraId="790D5EFD" ns2:textId="77777777">
             <w:pPr>
               <w:spacing w:after="0" w:line="240" w:lineRule="auto"/>
               <w:rPr>
@@ -1150,13 +1150,13 @@
           </w:p>
         </w:tc>
       </w:tr>
-      <w:tr>
+      <w:tr ns2:paraId="13AFC44B" ns2:textId="77777777">
         <w:tc>
           <w:tcPr>
             <w:tcW w:w="440" w:type="pct"/>
             <w:vAlign w:val="center"/>
           </w:tcPr>
-          <w:p>
+          <w:p ns2:paraId="1414D51C" ns2:textId="77777777">
             <w:pPr>
               <w:ind w:left="34"/>
               <w:jc w:val="center"/>
@@ -1180,7 +1180,7 @@
           <w:tcPr>
             <w:tcW w:w="880" w:type="pct"/>
           </w:tcPr>
-          <w:p>
+          <w:p ns2:paraId="7E406118" ns2:textId="77777777">
             <w:pPr>
               <w:spacing w:after="0" w:line="240" w:lineRule="auto"/>
               <w:rPr>
@@ -1203,7 +1203,7 @@
           <w:tcPr>
             <w:tcW w:w="1296" w:type="pct"/>
           </w:tcPr>
-          <w:p>
+          <w:p ns2:paraId="06D9D254" ns2:textId="77777777">
             <w:pPr>
               <w:spacing w:after="0" w:line="240" w:lineRule="auto"/>
               <w:rPr>
@@ -1229,7 +1229,7 @@
             <w:tcW w:w="2384" w:type="pct"/>
             <w:vAlign w:val="center"/>
           </w:tcPr>
-          <w:p>
+          <w:p ns2:paraId="6D6696B0" ns2:textId="31D5C863">
             <w:pPr>
               <w:rPr>
                 <w:rFonts w:ascii="Times New Roman" w:hAnsi="Times New Roman" w:cs="Times New Roman"/>
@@ -1248,7 +1248,7 @@
           </w:p>
         </w:tc>
       </w:tr>
-      <w:tr>
+      <w:tr ns2:paraId="5A3B7038" ns2:textId="77777777">
         <w:trPr>
           <w:trHeight w:val="315"/>
         </w:trPr>
@@ -1257,7 +1257,7 @@
             <w:tcW w:w="440" w:type="pct"/>
             <w:vAlign w:val="center"/>
           </w:tcPr>
-          <w:p>
+          <w:p ns2:paraId="590A2984" ns2:textId="77777777">
             <w:pPr>
               <w:ind w:left="34"/>
               <w:jc w:val="center"/>
@@ -1281,7 +1281,7 @@
           <w:tcPr>
             <w:tcW w:w="880" w:type="pct"/>
           </w:tcPr>
-          <w:p>
+          <w:p ns2:paraId="75E79699" ns2:textId="77777777">
             <w:pPr>
               <w:spacing w:after="0" w:line="240" w:lineRule="auto"/>
               <w:rPr>
@@ -1306,7 +1306,7 @@
           <w:tcPr>
             <w:tcW w:w="1296" w:type="pct"/>
           </w:tcPr>
-          <w:p>
+          <w:p ns2:paraId="50897021" ns2:textId="411D5935">
             <w:pPr>
               <w:spacing w:after="0" w:line="240" w:lineRule="auto"/>
               <w:rPr>
@@ -1332,7 +1332,7 @@
             <w:tcW w:w="2384" w:type="pct"/>
             <w:vAlign w:val="center"/>
           </w:tcPr>
-          <w:p>
+          <w:p ns2:paraId="439F8844" ns2:textId="54A7EA22">
             <w:pPr>
               <w:rPr>
                 <w:rFonts w:ascii="Times New Roman" w:hAnsi="Times New Roman" w:cs="Times New Roman"/>
@@ -1351,13 +1351,13 @@
           </w:p>
         </w:tc>
       </w:tr>
-      <w:tr>
+      <w:tr ns2:paraId="6F9AF996" ns2:textId="77777777">
         <w:tc>
           <w:tcPr>
             <w:tcW w:w="440" w:type="pct"/>
             <w:vAlign w:val="center"/>
           </w:tcPr>
-          <w:p>
+          <w:p ns2:paraId="354CF42E" ns2:textId="77777777">
             <w:pPr>
               <w:ind w:left="34"/>
               <w:jc w:val="center"/>
@@ -1382,7 +1382,7 @@
             <w:tcW w:w="880" w:type="pct"/>
             <w:vAlign w:val="center"/>
           </w:tcPr>
-          <w:p>
+          <w:p ns2:paraId="64404866" ns2:textId="77777777">
             <w:pPr>
               <w:rPr>
                 <w:rFonts w:ascii="Times New Roman" w:hAnsi="Times New Roman" w:cs="Times New Roman"/>
@@ -1404,7 +1404,7 @@
           <w:tcPr>
             <w:tcW w:w="1296" w:type="pct"/>
           </w:tcPr>
-          <w:p>
+          <w:p ns2:paraId="11265A08" ns2:textId="266D9A0D">
             <w:pPr>
               <w:rPr>
                 <w:rFonts w:ascii="Times New Roman" w:hAnsi="Times New Roman" w:cs="Times New Roman"/>
@@ -1427,7 +1427,7 @@
             <w:tcW w:w="2384" w:type="pct"/>
             <w:vAlign w:val="center"/>
           </w:tcPr>
-          <w:p>
+          <w:p ns2:paraId="0758AABE" ns2:textId="23A7092C">
             <w:pPr>
               <w:rPr>
                 <w:rFonts w:ascii="Times New Roman" w:hAnsi="Times New Roman" w:cs="Times New Roman"/>
@@ -1446,13 +1446,13 @@
           </w:p>
         </w:tc>
       </w:tr>
-      <w:tr>
+      <w:tr ns2:paraId="73A81010" ns2:textId="77777777">
         <w:tc>
           <w:tcPr>
             <w:tcW w:w="440" w:type="pct"/>
             <w:vAlign w:val="center"/>
           </w:tcPr>
-          <w:p>
+          <w:p ns2:paraId="2765E309" ns2:textId="77777777">
             <w:pPr>
               <w:jc w:val="center"/>
               <w:rPr>
@@ -1476,7 +1476,7 @@
             <w:tcW w:w="880" w:type="pct"/>
             <w:vAlign w:val="center"/>
           </w:tcPr>
-          <w:p>
+          <w:p ns2:paraId="0AC38758" ns2:textId="77777777">
             <w:pPr>
               <w:rPr>
                 <w:rFonts w:ascii="Times New Roman" w:hAnsi="Times New Roman" w:cs="Times New Roman"/>
@@ -1498,7 +1498,7 @@
           <w:tcPr>
             <w:tcW w:w="1296" w:type="pct"/>
           </w:tcPr>
-          <w:p>
+          <w:p ns2:paraId="0A2C01DB" ns2:textId="07B081A1">
             <w:pPr>
               <w:rPr>
                 <w:rFonts w:ascii="Times New Roman" w:hAnsi="Times New Roman" w:cs="Times New Roman"/>
@@ -1521,7 +1521,7 @@
             <w:tcW w:w="2384" w:type="pct"/>
             <w:vAlign w:val="center"/>
           </w:tcPr>
-          <w:p>
+          <w:p ns2:paraId="554FDB97" ns2:textId="5B7CCC0C">
             <w:pPr>
               <w:rPr>
                 <w:rFonts w:ascii="Times New Roman" w:hAnsi="Times New Roman" w:cs="Times New Roman"/>
@@ -1540,13 +1540,13 @@
           </w:p>
         </w:tc>
       </w:tr>
-      <w:tr>
+      <w:tr ns2:paraId="2D482E0C" ns2:textId="77777777">
         <w:tc>
           <w:tcPr>
             <w:tcW w:w="440" w:type="pct"/>
             <w:vAlign w:val="center"/>
           </w:tcPr>
-          <w:p>
+          <w:p ns2:paraId="117D1859" ns2:textId="77777777">
             <w:pPr>
               <w:jc w:val="center"/>
               <w:rPr>
@@ -1570,7 +1570,7 @@
             <w:tcW w:w="880" w:type="pct"/>
             <w:vAlign w:val="center"/>
           </w:tcPr>
-          <w:p>
+          <w:p ns2:paraId="071BBC6B" ns2:textId="77777777">
             <w:pPr>
               <w:rPr>
                 <w:rFonts w:ascii="Times New Roman" w:hAnsi="Times New Roman" w:cs="Times New Roman"/>
@@ -1592,7 +1592,7 @@
           <w:tcPr>
             <w:tcW w:w="1296" w:type="pct"/>
           </w:tcPr>
-          <w:p>
+          <w:p ns2:paraId="4E17FD2F" ns2:textId="3D51E23B">
             <w:pPr>
               <w:rPr>
                 <w:rFonts w:ascii="Times New Roman" w:hAnsi="Times New Roman" w:cs="Times New Roman"/>
@@ -1615,7 +1615,7 @@
             <w:tcW w:w="2384" w:type="pct"/>
             <w:vAlign w:val="center"/>
           </w:tcPr>
-          <w:p>
+          <w:p ns2:paraId="0958C347" ns2:textId="60883C99">
             <w:pPr>
               <w:rPr>
                 <w:rFonts w:ascii="Times New Roman" w:hAnsi="Times New Roman" w:cs="Times New Roman"/>
@@ -1634,13 +1634,13 @@
           </w:p>
         </w:tc>
       </w:tr>
-      <w:tr>
+      <w:tr ns2:paraId="69DCAE29" ns2:textId="77777777">
         <w:tc>
           <w:tcPr>
             <w:tcW w:w="440" w:type="pct"/>
             <w:vAlign w:val="center"/>
           </w:tcPr>
-          <w:p>
+          <w:p ns2:paraId="451B3F20" ns2:textId="77777777">
             <w:pPr>
               <w:jc w:val="center"/>
               <w:rPr>
@@ -1664,7 +1664,7 @@
             <w:tcW w:w="880" w:type="pct"/>
             <w:vAlign w:val="center"/>
           </w:tcPr>
-          <w:p>
+          <w:p ns2:paraId="41519461" ns2:textId="77777777">
             <w:pPr>
               <w:rPr>
                 <w:rFonts w:ascii="Times New Roman" w:hAnsi="Times New Roman" w:cs="Times New Roman"/>
@@ -1686,7 +1686,7 @@
           <w:tcPr>
             <w:tcW w:w="1296" w:type="pct"/>
           </w:tcPr>
-          <w:p>
+          <w:p ns2:paraId="71B61A56" ns2:textId="266288B4">
             <w:pPr>
               <w:rPr>
                 <w:rFonts w:ascii="Times New Roman" w:hAnsi="Times New Roman" w:cs="Times New Roman"/>
@@ -1709,7 +1709,7 @@
             <w:tcW w:w="2384" w:type="pct"/>
             <w:vAlign w:val="center"/>
           </w:tcPr>
-          <w:p>
+          <w:p ns2:paraId="721D51EC" ns2:textId="7C77B273">
             <w:pPr>
               <w:rPr>
                 <w:rFonts w:ascii="Times New Roman" w:hAnsi="Times New Roman" w:cs="Times New Roman"/>
@@ -1728,13 +1728,13 @@
           </w:p>
         </w:tc>
       </w:tr>
-      <w:tr>
+      <w:tr ns2:paraId="5028907D" ns2:textId="77777777">
         <w:tc>
           <w:tcPr>
             <w:tcW w:w="440" w:type="pct"/>
             <w:vAlign w:val="center"/>
           </w:tcPr>
-          <w:p>
+          <w:p ns2:paraId="52125C98" ns2:textId="77777777">
             <w:pPr>
               <w:jc w:val="center"/>
               <w:rPr>
@@ -1758,7 +1758,7 @@
             <w:tcW w:w="880" w:type="pct"/>
             <w:vAlign w:val="center"/>
           </w:tcPr>
-          <w:p>
+          <w:p ns2:paraId="25771D2B" ns2:textId="77777777">
             <w:pPr>
               <w:rPr>
                 <w:rFonts w:ascii="Times New Roman" w:hAnsi="Times New Roman" w:cs="Times New Roman"/>
@@ -1780,7 +1780,7 @@
           <w:tcPr>
             <w:tcW w:w="1296" w:type="pct"/>
           </w:tcPr>
-          <w:p>
+          <w:p ns2:paraId="65A6CE50" ns2:textId="247C7596">
             <w:pPr>
               <w:rPr>
                 <w:rFonts w:ascii="Times New Roman" w:hAnsi="Times New Roman" w:cs="Times New Roman"/>
@@ -1803,7 +1803,7 @@
             <w:tcW w:w="2384" w:type="pct"/>
             <w:vAlign w:val="center"/>
           </w:tcPr>
-          <w:p>
+          <w:p ns2:paraId="4B45CF25" ns2:textId="12647B1D">
             <w:pPr>
               <w:rPr>
                 <w:rFonts w:ascii="Times New Roman" w:hAnsi="Times New Roman" w:cs="Times New Roman"/>
@@ -1822,13 +1822,13 @@
           </w:p>
         </w:tc>
       </w:tr>
-      <w:tr>
+      <w:tr ns2:paraId="422AA164" ns2:textId="77777777">
         <w:tc>
           <w:tcPr>
             <w:tcW w:w="440" w:type="pct"/>
             <w:vAlign w:val="center"/>
           </w:tcPr>
-          <w:p>
+          <w:p ns2:paraId="3F3BE147" ns2:textId="77777777">
             <w:pPr>
               <w:jc w:val="center"/>
               <w:rPr>
@@ -1852,7 +1852,7 @@
             <w:tcW w:w="880" w:type="pct"/>
             <w:vAlign w:val="center"/>
           </w:tcPr>
-          <w:p>
+          <w:p ns2:paraId="773E40C6" ns2:textId="77777777">
             <w:pPr>
               <w:rPr>
                 <w:rFonts w:ascii="Times New Roman" w:hAnsi="Times New Roman" w:cs="Times New Roman"/>
@@ -1874,7 +1874,7 @@
           <w:tcPr>
             <w:tcW w:w="1296" w:type="pct"/>
           </w:tcPr>
-          <w:p>
+          <w:p ns2:paraId="2A47DFEC" ns2:textId="678E0B42">
             <w:pPr>
               <w:rPr>
                 <w:rFonts w:ascii="Times New Roman" w:hAnsi="Times New Roman" w:cs="Times New Roman"/>
@@ -1897,7 +1897,7 @@
             <w:tcW w:w="2384" w:type="pct"/>
             <w:vAlign w:val="center"/>
           </w:tcPr>
-          <w:p>
+          <w:p ns2:paraId="22661B1B" ns2:textId="1720DB86">
             <w:pPr>
               <w:rPr>
                 <w:rFonts w:ascii="Times New Roman" w:hAnsi="Times New Roman" w:cs="Times New Roman"/>
@@ -1916,13 +1916,13 @@
           </w:p>
         </w:tc>
       </w:tr>
-      <w:tr>
+      <w:tr ns2:paraId="3BB9EFBB" ns2:textId="77777777">
         <w:tc>
           <w:tcPr>
             <w:tcW w:w="440" w:type="pct"/>
             <w:vAlign w:val="center"/>
           </w:tcPr>
-          <w:p>
+          <w:p ns2:paraId="787E5736" ns2:textId="77777777">
             <w:pPr>
               <w:jc w:val="center"/>
               <w:rPr>
@@ -1946,7 +1946,7 @@
             <w:tcW w:w="880" w:type="pct"/>
             <w:vAlign w:val="center"/>
           </w:tcPr>
-          <w:p>
+          <w:p ns2:paraId="21E4A350" ns2:textId="77777777">
             <w:pPr>
               <w:rPr>
                 <w:rFonts w:ascii="Times New Roman" w:hAnsi="Times New Roman" w:cs="Times New Roman"/>
@@ -1968,7 +1968,7 @@
           <w:tcPr>
             <w:tcW w:w="1296" w:type="pct"/>
           </w:tcPr>
-          <w:p>
+          <w:p ns2:paraId="5B59EEBB" ns2:textId="402C109C">
             <w:pPr>
               <w:rPr>
                 <w:rFonts w:ascii="Times New Roman" w:hAnsi="Times New Roman" w:cs="Times New Roman"/>
@@ -1991,7 +1991,7 @@
             <w:tcW w:w="2384" w:type="pct"/>
             <w:vAlign w:val="center"/>
           </w:tcPr>
-          <w:p>
+          <w:p ns2:paraId="24285E64" ns2:textId="2775AA4B">
             <w:pPr>
               <w:rPr>
                 <w:rFonts w:ascii="Times New Roman" w:hAnsi="Times New Roman" w:cs="Times New Roman"/>
@@ -2010,13 +2010,13 @@
           </w:p>
         </w:tc>
       </w:tr>
-      <w:tr>
+      <w:tr ns2:paraId="1BA49A59" ns2:textId="77777777">
         <w:tc>
           <w:tcPr>
             <w:tcW w:w="440" w:type="pct"/>
             <w:vAlign w:val="center"/>
           </w:tcPr>
-          <w:p>
+          <w:p ns2:paraId="672EA4C2" ns2:textId="77777777">
             <w:pPr>
               <w:jc w:val="center"/>
               <w:rPr>
@@ -2040,7 +2040,7 @@
             <w:tcW w:w="880" w:type="pct"/>
             <w:vAlign w:val="center"/>
           </w:tcPr>
-          <w:p>
+          <w:p ns2:paraId="03739FCA" ns2:textId="77777777">
             <w:pPr>
               <w:rPr>
                 <w:rFonts w:ascii="Times New Roman" w:hAnsi="Times New Roman" w:cs="Times New Roman"/>
@@ -2062,7 +2062,7 @@
           <w:tcPr>
             <w:tcW w:w="1296" w:type="pct"/>
           </w:tcPr>
-          <w:p>
+          <w:p ns2:paraId="05C5BEC9" ns2:textId="5DA94A7D">
             <w:pPr>
               <w:rPr>
                 <w:rFonts w:ascii="Times New Roman" w:hAnsi="Times New Roman" w:cs="Times New Roman"/>
@@ -2085,7 +2085,7 @@
             <w:tcW w:w="2384" w:type="pct"/>
             <w:vAlign w:val="center"/>
           </w:tcPr>
-          <w:p>
+          <w:p ns2:paraId="0E34D38E" ns2:textId="6BD7A166">
             <w:pPr>
               <w:rPr>
                 <w:rFonts w:ascii="Times New Roman" w:hAnsi="Times New Roman" w:cs="Times New Roman"/>
@@ -2104,13 +2104,13 @@
           </w:p>
         </w:tc>
       </w:tr>
-      <w:tr>
+      <w:tr ns2:paraId="7187B266" ns2:textId="77777777">
         <w:tc>
           <w:tcPr>
             <w:tcW w:w="440" w:type="pct"/>
             <w:vAlign w:val="center"/>
           </w:tcPr>
-          <w:p>
+          <w:p ns2:paraId="14C1FECF" ns2:textId="77777777">
             <w:pPr>
               <w:jc w:val="center"/>
               <w:rPr>
@@ -2134,7 +2134,7 @@
             <w:tcW w:w="880" w:type="pct"/>
             <w:vAlign w:val="center"/>
           </w:tcPr>
-          <w:p>
+          <w:p ns2:paraId="715900B2" ns2:textId="77777777">
             <w:pPr>
               <w:rPr>
                 <w:rFonts w:ascii="Times New Roman" w:hAnsi="Times New Roman" w:cs="Times New Roman"/>
@@ -2156,7 +2156,7 @@
           <w:tcPr>
             <w:tcW w:w="1296" w:type="pct"/>
           </w:tcPr>
-          <w:p>
+          <w:p ns2:paraId="7E7CA106" ns2:textId="1CFF9B75">
             <w:pPr>
               <w:rPr>
                 <w:rFonts w:ascii="Times New Roman" w:hAnsi="Times New Roman" w:cs="Times New Roman"/>
@@ -2179,7 +2179,7 @@
             <w:tcW w:w="2384" w:type="pct"/>
             <w:vAlign w:val="center"/>
           </w:tcPr>
-          <w:p>
+          <w:p ns2:paraId="0E3A66D5" ns2:textId="7E65B4C8">
             <w:pPr>
               <w:rPr>
                 <w:rFonts w:ascii="Times New Roman" w:hAnsi="Times New Roman" w:cs="Times New Roman"/>
@@ -2198,13 +2198,13 @@
           </w:p>
         </w:tc>
       </w:tr>
-      <w:tr>
+      <w:tr ns2:paraId="0E9790B9" ns2:textId="77777777">
         <w:tc>
           <w:tcPr>
             <w:tcW w:w="440" w:type="pct"/>
             <w:vAlign w:val="center"/>
           </w:tcPr>
-          <w:p>
+          <w:p ns2:paraId="7DD3D5A8" ns2:textId="77777777">
             <w:pPr>
               <w:jc w:val="center"/>
               <w:rPr>
@@ -2229,7 +2229,7 @@
             <w:tcW w:w="880" w:type="pct"/>
             <w:vAlign w:val="center"/>
           </w:tcPr>
-          <w:p>
+          <w:p ns2:paraId="42B88FBB" ns2:textId="77777777">
             <w:pPr>
               <w:rPr>
                 <w:rFonts w:ascii="Times New Roman" w:hAnsi="Times New Roman" w:cs="Times New Roman"/>
@@ -2251,7 +2251,7 @@
           <w:tcPr>
             <w:tcW w:w="1296" w:type="pct"/>
           </w:tcPr>
-          <w:p>
+          <w:p ns2:paraId="3D6EE2F5" ns2:textId="2C0F1EB4">
             <w:pPr>
               <w:rPr>
                 <w:rFonts w:ascii="Times New Roman" w:hAnsi="Times New Roman" w:cs="Times New Roman"/>
@@ -2274,7 +2274,7 @@
             <w:tcW w:w="2384" w:type="pct"/>
             <w:vAlign w:val="center"/>
           </w:tcPr>
-          <w:p>
+          <w:p ns2:paraId="6205ABAA" ns2:textId="7FFB1805">
             <w:pPr>
               <w:rPr>
                 <w:rFonts w:ascii="Times New Roman" w:hAnsi="Times New Roman" w:cs="Times New Roman"/>
@@ -2293,13 +2293,13 @@
           </w:p>
         </w:tc>
       </w:tr>
-      <w:tr>
+      <w:tr ns2:paraId="054C790B" ns2:textId="77777777">
         <w:tc>
           <w:tcPr>
             <w:tcW w:w="440" w:type="pct"/>
             <w:vAlign w:val="center"/>
           </w:tcPr>
-          <w:p>
+          <w:p ns2:paraId="6797B543" ns2:textId="77777777">
             <w:pPr>
               <w:jc w:val="center"/>
               <w:rPr>
@@ -2323,7 +2323,7 @@
             <w:tcW w:w="880" w:type="pct"/>
             <w:vAlign w:val="center"/>
           </w:tcPr>
-          <w:p>
+          <w:p ns2:paraId="4211C40D" ns2:textId="77777777">
             <w:pPr>
               <w:rPr>
                 <w:rFonts w:ascii="Times New Roman" w:hAnsi="Times New Roman" w:cs="Times New Roman"/>
@@ -2345,7 +2345,7 @@
           <w:tcPr>
             <w:tcW w:w="1296" w:type="pct"/>
           </w:tcPr>
-          <w:p>
+          <w:p ns2:paraId="3E9AF21A" ns2:textId="4D0D6489">
             <w:pPr>
               <w:rPr>
                 <w:rFonts w:ascii="Times New Roman" w:hAnsi="Times New Roman" w:cs="Times New Roman"/>
@@ -2368,7 +2368,7 @@
             <w:tcW w:w="2384" w:type="pct"/>
             <w:vAlign w:val="center"/>
           </w:tcPr>
-          <w:p>
+          <w:p ns2:paraId="59469EF1" ns2:textId="6F6C57BA">
             <w:pPr>
               <w:rPr>
                 <w:rFonts w:ascii="Times New Roman" w:hAnsi="Times New Roman" w:cs="Times New Roman"/>
@@ -2387,13 +2387,13 @@
           </w:p>
         </w:tc>
       </w:tr>
-      <w:tr>
+      <w:tr ns2:paraId="13052AEF" ns2:textId="77777777">
         <w:tc>
           <w:tcPr>
             <w:tcW w:w="440" w:type="pct"/>
             <w:vAlign w:val="center"/>
           </w:tcPr>
-          <w:p>
+          <w:p ns2:paraId="61CC4747" ns2:textId="77777777">
             <w:pPr>
               <w:jc w:val="center"/>
               <w:rPr>
@@ -2417,7 +2417,7 @@
             <w:tcW w:w="880" w:type="pct"/>
             <w:vAlign w:val="center"/>
           </w:tcPr>
-          <w:p>
+          <w:p ns2:paraId="74D7560B" ns2:textId="77777777">
             <w:pPr>
               <w:rPr>
                 <w:rFonts w:ascii="Times New Roman" w:hAnsi="Times New Roman" w:cs="Times New Roman"/>
@@ -2439,7 +2439,7 @@
           <w:tcPr>
             <w:tcW w:w="1296" w:type="pct"/>
           </w:tcPr>
-          <w:p>
+          <w:p ns2:paraId="040CC961" ns2:textId="78F0E6CF">
             <w:pPr>
               <w:rPr>
                 <w:rFonts w:ascii="Times New Roman" w:hAnsi="Times New Roman" w:cs="Times New Roman"/>
@@ -2462,7 +2462,7 @@
             <w:tcW w:w="2384" w:type="pct"/>
             <w:vAlign w:val="center"/>
           </w:tcPr>
-          <w:p>
+          <w:p ns2:paraId="79963892" ns2:textId="4A946A59">
             <w:pPr>
               <w:rPr>
                 <w:rFonts w:ascii="Times New Roman" w:hAnsi="Times New Roman" w:cs="Times New Roman"/>
@@ -2482,7 +2482,7 @@
         </w:tc>
       </w:tr>
     </w:tbl>
-    <w:p>
+    <w:p ns2:paraId="6AEF2305" ns2:textId="4ED2CA88">
       <w:pPr>
         <w:pStyle w:val="Title"/>
         <w:jc w:val="left"/>
@@ -2493,7 +2493,7 @@
         </w:rPr>
       </w:pPr>
     </w:p>
-    <w:p>
+    <w:p ns2:paraId="6BD9F607" ns2:textId="77777777">
       <w:pPr>
         <w:pStyle w:val="Title"/>
         <w:jc w:val="left"/>
@@ -2504,7 +2504,7 @@
         </w:rPr>
       </w:pPr>
     </w:p>
-    <w:p>
+    <w:p ns2:paraId="2B0068BF" ns2:textId="6F4EFD2C">
       <w:pPr>
         <w:pStyle w:val="Title"/>
         <w:jc w:val="left"/>
@@ -2550,7 +2550,7 @@
         <w:gridCol w:w="1354"/>
         <w:gridCol w:w="7278"/>
       </w:tblGrid>
-      <w:tr>
+      <w:tr ns2:paraId="547E75F9" ns2:textId="77777777">
         <w:trPr>
           <w:trHeight w:val="67"/>
         </w:trPr>
@@ -2560,7 +2560,7 @@
             <w:shd w:val="clear" w:color="auto" w:fill="FFE8E1"/>
             <w:vAlign w:val="center"/>
           </w:tcPr>
-          <w:p>
+          <w:p ns2:paraId="679288A8" ns2:textId="77777777">
             <w:pPr>
               <w:spacing w:after="0" w:line="240" w:lineRule="auto"/>
               <w:jc w:val="center"/>
@@ -2588,7 +2588,7 @@
             <w:shd w:val="clear" w:color="auto" w:fill="FFE8E1"/>
             <w:vAlign w:val="center"/>
           </w:tcPr>
-          <w:p>
+          <w:p ns2:paraId="7B918845" ns2:textId="77777777">
             <w:pPr>
               <w:spacing w:after="0" w:line="240" w:lineRule="auto"/>
               <w:rPr>
@@ -2615,7 +2615,7 @@
             <w:shd w:val="clear" w:color="auto" w:fill="FFE8E1"/>
             <w:vAlign w:val="center"/>
           </w:tcPr>
-          <w:p>
+          <w:p ns2:paraId="1925A6D8" ns2:textId="77777777">
             <w:pPr>
               <w:spacing w:after="0" w:line="240" w:lineRule="auto"/>
               <w:rPr>
@@ -2639,331 +2639,270 @@
       </w:tr>
       <w:tr>
         <w:tc>
-          <w:tcPr>
-            <w:tcW w:w="271" w:type="pct"/>
-            <w:vAlign w:val="center"/>
-          </w:tcPr>
           <w:p>
-            <w:pPr>
-              <w:ind w:left="34"/>
-              <w:jc w:val="center"/>
-              <w:rPr>
-                <w:rFonts w:ascii="Times New Roman" w:hAnsi="Times New Roman" w:cs="Times New Roman"/>
-                <w:sz w:val="24"/>
-                <w:szCs w:val="24"/>
-              </w:rPr>
-            </w:pPr>
-            <w:r>
-              <w:rPr>
-                <w:rFonts w:ascii="Times New Roman" w:hAnsi="Times New Roman" w:cs="Times New Roman"/>
-                <w:sz w:val="24"/>
-                <w:szCs w:val="24"/>
+            <w:r>
+              <w:rPr>
+                <w:rFonts w:ascii="Times New Roman" w:hAnsi="Times New Roman"/>
               </w:rPr>
               <w:t>01</w:t>
             </w:r>
           </w:p>
         </w:tc>
         <w:tc>
-          <w:tcPr>
-            <w:tcW w:w="742" w:type="pct"/>
-            <w:vAlign w:val="center"/>
-          </w:tcPr>
           <w:p>
-            <w:pPr>
-              <w:pStyle w:val="TableText"/>
-              <w:spacing w:line="240" w:lineRule="exact"/>
-              <w:ind w:left="0" w:right="99"/>
-              <w:rPr>
-                <w:color w:val="000000" w:themeColor="text1"/>
-                <w:sz w:val="24"/>
-                <w:szCs w:val="24"/>
-              </w:rPr>
-            </w:pPr>
-            <w:r>
-              <w:rPr>
-                <w:color w:val="000000" w:themeColor="text1"/>
-                <w:sz w:val="24"/>
-                <w:szCs w:val="24"/>
+            <w:r>
+              <w:rPr>
+                <w:rFonts w:ascii="Times New Roman" w:hAnsi="Times New Roman"/>
+                <w:b/>
               </w:rPr>
               <w:t>Customer</w:t>
             </w:r>
           </w:p>
         </w:tc>
         <w:tc>
-          <w:tcPr>
-            <w:tcW w:w="3987" w:type="pct"/>
-            <w:vAlign w:val="center"/>
-          </w:tcPr>
           <w:p>
-            <w:pPr>
-              <w:pStyle w:val="TableText"/>
-              <w:spacing w:line="240" w:lineRule="exact"/>
-              <w:ind w:left="0" w:right="99"/>
-              <w:rPr>
-                <w:color w:val="0000FF"/>
-                <w:sz w:val="24"/>
-                <w:szCs w:val="24"/>
-              </w:rPr>
-            </w:pPr>
+            <w:r>
+              <w:rPr>
+                <w:rFonts w:ascii="Times New Roman" w:hAnsi="Times New Roman"/>
+              </w:rPr>
+              <w:t>Stores customer profile details including Customer ID, Driver License Number, Address, Phone Number, and reference to UserAccount for login access.</w:t>
+            </w:r>
           </w:p>
         </w:tc>
       </w:tr>
       <w:tr>
-        <w:trPr>
-          <w:trHeight w:val="315"/>
-        </w:trPr>
-        <w:tc>
-          <w:tcPr>
-            <w:tcW w:w="271" w:type="pct"/>
-            <w:vAlign w:val="center"/>
-          </w:tcPr>
+        <w:tc>
           <w:p>
-            <w:pPr>
-              <w:ind w:left="34"/>
-              <w:jc w:val="center"/>
-              <w:rPr>
-                <w:rFonts w:ascii="Times New Roman" w:hAnsi="Times New Roman" w:cs="Times New Roman"/>
-                <w:sz w:val="24"/>
-                <w:szCs w:val="24"/>
-              </w:rPr>
-            </w:pPr>
-            <w:r>
-              <w:rPr>
-                <w:rFonts w:ascii="Times New Roman" w:hAnsi="Times New Roman" w:cs="Times New Roman"/>
-                <w:sz w:val="24"/>
-                <w:szCs w:val="24"/>
+            <w:r>
+              <w:rPr>
+                <w:rFonts w:ascii="Times New Roman" w:hAnsi="Times New Roman"/>
               </w:rPr>
               <w:t>02</w:t>
             </w:r>
           </w:p>
         </w:tc>
         <w:tc>
-          <w:tcPr>
-            <w:tcW w:w="742" w:type="pct"/>
-            <w:vAlign w:val="center"/>
-          </w:tcPr>
           <w:p>
-            <w:pPr>
-              <w:pStyle w:val="TableText"/>
-              <w:spacing w:line="240" w:lineRule="exact"/>
-              <w:ind w:left="0" w:right="99"/>
-              <w:rPr>
-                <w:sz w:val="24"/>
-                <w:szCs w:val="24"/>
-              </w:rPr>
-            </w:pPr>
-            <w:r>
-              <w:rPr>
-                <w:sz w:val="24"/>
-                <w:szCs w:val="24"/>
+            <w:r>
+              <w:rPr>
+                <w:rFonts w:ascii="Times New Roman" w:hAnsi="Times New Roman"/>
+                <w:b/>
               </w:rPr>
               <w:t>Car</w:t>
             </w:r>
           </w:p>
         </w:tc>
         <w:tc>
-          <w:tcPr>
-            <w:tcW w:w="3987" w:type="pct"/>
-            <w:vAlign w:val="center"/>
-          </w:tcPr>
           <w:p>
-            <w:pPr>
-              <w:pStyle w:val="TableText"/>
-              <w:spacing w:line="240" w:lineRule="exact"/>
-              <w:ind w:left="0" w:right="99"/>
-              <w:rPr>
-                <w:sz w:val="24"/>
-                <w:szCs w:val="24"/>
-              </w:rPr>
-            </w:pPr>
+            <w:r>
+              <w:rPr>
+                <w:rFonts w:ascii="Times New Roman" w:hAnsi="Times New Roman"/>
+              </w:rPr>
+              <w:t>Stores vehicle details including Car ID, License Plate, Brand, Model, Rental Rate per day, Required Deposit Amount, and real-time Availability Status.</w:t>
+            </w:r>
           </w:p>
         </w:tc>
       </w:tr>
       <w:tr>
         <w:tc>
-          <w:tcPr>
-            <w:tcW w:w="271" w:type="pct"/>
-            <w:vAlign w:val="center"/>
-          </w:tcPr>
           <w:p>
-            <w:pPr>
-              <w:ind w:left="34"/>
-              <w:jc w:val="center"/>
-              <w:rPr>
-                <w:rFonts w:ascii="Times New Roman" w:hAnsi="Times New Roman" w:cs="Times New Roman"/>
-                <w:sz w:val="24"/>
-                <w:szCs w:val="24"/>
-              </w:rPr>
-            </w:pPr>
-            <w:r>
-              <w:rPr>
-                <w:rFonts w:ascii="Times New Roman" w:hAnsi="Times New Roman" w:cs="Times New Roman"/>
-                <w:sz w:val="24"/>
-                <w:szCs w:val="24"/>
+            <w:r>
+              <w:rPr>
+                <w:rFonts w:ascii="Times New Roman" w:hAnsi="Times New Roman"/>
               </w:rPr>
               <w:t>03</w:t>
             </w:r>
           </w:p>
         </w:tc>
         <w:tc>
-          <w:tcPr>
-            <w:tcW w:w="742" w:type="pct"/>
-            <w:vAlign w:val="center"/>
-          </w:tcPr>
           <w:p>
-            <w:pPr>
-              <w:pStyle w:val="TableText"/>
-              <w:spacing w:line="240" w:lineRule="exact"/>
-              <w:ind w:left="0" w:right="99"/>
-              <w:rPr>
-                <w:sz w:val="24"/>
-                <w:szCs w:val="24"/>
-              </w:rPr>
-            </w:pPr>
-          </w:p>
-        </w:tc>
-        <w:tc>
-          <w:tcPr>
-            <w:tcW w:w="3987" w:type="pct"/>
-            <w:vAlign w:val="center"/>
-          </w:tcPr>
+            <w:r>
+              <w:rPr>
+                <w:rFonts w:ascii="Times New Roman" w:hAnsi="Times New Roman"/>
+                <w:b/>
+              </w:rPr>
+              <w:t>Booking</w:t>
+            </w:r>
+          </w:p>
+        </w:tc>
+        <w:tc>
           <w:p>
-            <w:pPr>
-              <w:pStyle w:val="TableText"/>
-              <w:spacing w:line="240" w:lineRule="exact"/>
-              <w:ind w:left="0" w:right="99"/>
-              <w:rPr>
-                <w:sz w:val="24"/>
-                <w:szCs w:val="24"/>
-              </w:rPr>
-            </w:pPr>
+            <w:r>
+              <w:rPr>
+                <w:rFonts w:ascii="Times New Roman" w:hAnsi="Times New Roman"/>
+              </w:rPr>
+              <w:t>Stores rental booking requests including Booking ID, Customer ID, Car ID, Start Date, End Date, Total Rental Amount, Deposit Paid, Booking Status, and Staff ID.</w:t>
+            </w:r>
           </w:p>
         </w:tc>
       </w:tr>
       <w:tr>
         <w:tc>
-          <w:tcPr>
-            <w:tcW w:w="271" w:type="pct"/>
-            <w:vAlign w:val="center"/>
-          </w:tcPr>
           <w:p>
-            <w:pPr>
-              <w:ind w:left="34"/>
-              <w:jc w:val="center"/>
-              <w:rPr>
-                <w:rFonts w:ascii="Times New Roman" w:hAnsi="Times New Roman" w:cs="Times New Roman"/>
-                <w:sz w:val="24"/>
-                <w:szCs w:val="24"/>
-              </w:rPr>
-            </w:pPr>
-            <w:r>
-              <w:rPr>
-                <w:rFonts w:ascii="Times New Roman" w:hAnsi="Times New Roman" w:cs="Times New Roman"/>
-                <w:sz w:val="24"/>
-                <w:szCs w:val="24"/>
+            <w:r>
+              <w:rPr>
+                <w:rFonts w:ascii="Times New Roman" w:hAnsi="Times New Roman"/>
               </w:rPr>
               <w:t>04</w:t>
             </w:r>
           </w:p>
         </w:tc>
         <w:tc>
-          <w:tcPr>
-            <w:tcW w:w="742" w:type="pct"/>
-            <w:vAlign w:val="center"/>
-          </w:tcPr>
           <w:p>
-            <w:pPr>
-              <w:pStyle w:val="TableText"/>
-              <w:spacing w:line="240" w:lineRule="exact"/>
-              <w:ind w:left="0" w:right="99"/>
-              <w:rPr>
-                <w:sz w:val="24"/>
-                <w:szCs w:val="24"/>
-              </w:rPr>
-            </w:pPr>
-          </w:p>
-        </w:tc>
-        <w:tc>
-          <w:tcPr>
-            <w:tcW w:w="3987" w:type="pct"/>
-            <w:vAlign w:val="center"/>
-          </w:tcPr>
+            <w:r>
+              <w:rPr>
+                <w:rFonts w:ascii="Times New Roman" w:hAnsi="Times New Roman"/>
+                <w:b/>
+              </w:rPr>
+              <w:t>DepositPayment</w:t>
+            </w:r>
+          </w:p>
+        </w:tc>
+        <w:tc>
           <w:p>
-            <w:pPr>
-              <w:pStyle w:val="TableText"/>
-              <w:spacing w:line="240" w:lineRule="exact"/>
-              <w:ind w:left="0" w:right="99"/>
-              <w:rPr>
-                <w:sz w:val="24"/>
-                <w:szCs w:val="24"/>
-              </w:rPr>
-            </w:pPr>
+            <w:r>
+              <w:rPr>
+                <w:rFonts w:ascii="Times New Roman" w:hAnsi="Times New Roman"/>
+              </w:rPr>
+              <w:t>Stores payment transaction records for rental deposits, including Payment ID, Booking ID, Payment Amount, Payment Method, Payment Date, and Transaction Status.</w:t>
+            </w:r>
           </w:p>
         </w:tc>
       </w:tr>
       <w:tr>
         <w:tc>
-          <w:tcPr>
-            <w:tcW w:w="271" w:type="pct"/>
-            <w:vAlign w:val="center"/>
-          </w:tcPr>
           <w:p>
-            <w:pPr>
-              <w:ind w:left="34"/>
-              <w:jc w:val="center"/>
-              <w:rPr>
-                <w:rFonts w:ascii="Times New Roman" w:hAnsi="Times New Roman" w:cs="Times New Roman"/>
-                <w:sz w:val="24"/>
-                <w:szCs w:val="24"/>
-              </w:rPr>
-            </w:pPr>
-            <w:r>
-              <w:rPr>
-                <w:rFonts w:ascii="Times New Roman" w:hAnsi="Times New Roman" w:cs="Times New Roman"/>
-                <w:sz w:val="24"/>
-                <w:szCs w:val="24"/>
+            <w:r>
+              <w:rPr>
+                <w:rFonts w:ascii="Times New Roman" w:hAnsi="Times New Roman"/>
               </w:rPr>
               <w:t>05</w:t>
             </w:r>
           </w:p>
         </w:tc>
         <w:tc>
-          <w:tcPr>
-            <w:tcW w:w="742" w:type="pct"/>
-            <w:vAlign w:val="center"/>
-          </w:tcPr>
           <w:p>
-            <w:pPr>
-              <w:pStyle w:val="TableText"/>
-              <w:spacing w:line="240" w:lineRule="exact"/>
-              <w:ind w:left="0" w:right="99"/>
-              <w:rPr>
-                <w:sz w:val="24"/>
-                <w:szCs w:val="24"/>
-              </w:rPr>
-            </w:pPr>
-          </w:p>
-        </w:tc>
-        <w:tc>
-          <w:tcPr>
-            <w:tcW w:w="3987" w:type="pct"/>
-            <w:vAlign w:val="center"/>
-          </w:tcPr>
+            <w:r>
+              <w:rPr>
+                <w:rFonts w:ascii="Times New Roman" w:hAnsi="Times New Roman"/>
+                <w:b/>
+              </w:rPr>
+              <w:t>VehicleInspection</w:t>
+            </w:r>
+          </w:p>
+        </w:tc>
+        <w:tc>
           <w:p>
-            <w:pPr>
-              <w:pStyle w:val="TableText"/>
-              <w:spacing w:line="240" w:lineRule="exact"/>
-              <w:ind w:left="0" w:right="99"/>
-              <w:rPr>
-                <w:sz w:val="24"/>
-                <w:szCs w:val="24"/>
-              </w:rPr>
-            </w:pPr>
+            <w:r>
+              <w:rPr>
+                <w:rFonts w:ascii="Times New Roman" w:hAnsi="Times New Roman"/>
+              </w:rPr>
+              <w:t>Stores post-rental vehicle condition inspections conducted by staff upon car return, including Inspection ID, Booking ID, Inspection Date, Return Mileage, Fuel Level, Condition Notes, and Extra Fees.</w:t>
+            </w:r>
+          </w:p>
+        </w:tc>
+      </w:tr>
+      <w:tr>
+        <w:tc>
+          <w:p>
+            <w:r>
+              <w:rPr>
+                <w:rFonts w:ascii="Times New Roman" w:hAnsi="Times New Roman"/>
+              </w:rPr>
+              <w:t>06</w:t>
+            </w:r>
+          </w:p>
+        </w:tc>
+        <w:tc>
+          <w:p>
+            <w:r>
+              <w:rPr>
+                <w:rFonts w:ascii="Times New Roman" w:hAnsi="Times New Roman"/>
+                <w:b/>
+              </w:rPr>
+              <w:t>UserAccount</w:t>
+            </w:r>
+          </w:p>
+        </w:tc>
+        <w:tc>
+          <w:p>
+            <w:r>
+              <w:rPr>
+                <w:rFonts w:ascii="Times New Roman" w:hAnsi="Times New Roman"/>
+              </w:rPr>
+              <w:t>Stores user authentication credentials, Username, Encrypted Password, Role (Customer, Staff Member, System Administrator), and Account Status.</w:t>
+            </w:r>
+          </w:p>
+        </w:tc>
+      </w:tr>
+      <w:tr>
+        <w:tc>
+          <w:p>
+            <w:r>
+              <w:rPr>
+                <w:rFonts w:ascii="Times New Roman" w:hAnsi="Times New Roman"/>
+              </w:rPr>
+              <w:t>07</w:t>
+            </w:r>
+          </w:p>
+        </w:tc>
+        <w:tc>
+          <w:p>
+            <w:r>
+              <w:rPr>
+                <w:rFonts w:ascii="Times New Roman" w:hAnsi="Times New Roman"/>
+                <w:b/>
+              </w:rPr>
+              <w:t>StaffMember</w:t>
+            </w:r>
+          </w:p>
+        </w:tc>
+        <w:tc>
+          <w:p>
+            <w:r>
+              <w:rPr>
+                <w:rFonts w:ascii="Times New Roman" w:hAnsi="Times New Roman"/>
+              </w:rPr>
+              <w:t>Stores operational staff details including Staff ID, Account ID, Full Name, Department, Position, and Contact Phone.</w:t>
+            </w:r>
+          </w:p>
+        </w:tc>
+      </w:tr>
+      <w:tr>
+        <w:tc>
+          <w:p>
+            <w:r>
+              <w:rPr>
+                <w:rFonts w:ascii="Times New Roman" w:hAnsi="Times New Roman"/>
+              </w:rPr>
+              <w:t>08</w:t>
+            </w:r>
+          </w:p>
+        </w:tc>
+        <w:tc>
+          <w:p>
+            <w:r>
+              <w:rPr>
+                <w:rFonts w:ascii="Times New Roman" w:hAnsi="Times New Roman"/>
+                <w:b/>
+              </w:rPr>
+              <w:t>Notification</w:t>
+            </w:r>
+          </w:p>
+        </w:tc>
+        <w:tc>
+          <w:p>
+            <w:r>
+              <w:rPr>
+                <w:rFonts w:ascii="Times New Roman" w:hAnsi="Times New Roman"/>
+              </w:rPr>
+              <w:t>Stores system and status update notifications sent to users during the rental lifecycle, including Notification ID, User Account ID, Title, Message, Sent Date, and Read Status.</w:t>
+            </w:r>
           </w:p>
         </w:tc>
       </w:tr>
     </w:tbl>
-    <w:p>
+    <w:p ns2:paraId="07B0971B" ns2:textId="77777777">
       <w:pPr>
         <w:pStyle w:val="Title"/>
         <w:jc w:val="left"/>
@@ -2975,7 +2914,7 @@
       </w:pPr>
     </w:p>
     <w:sectPr>
-      <w:footerReference w:type="default" r:id="rId11"/>
+      <w:footerReference w:type="default" ns10:id="rId11"/>
       <w:pgSz w:w="12240" w:h="15840"/>
       <w:pgMar w:top="1440" w:right="1440" w:bottom="1440" w:left="1440" w:header="720" w:footer="720" w:gutter="0"/>
       <w:cols w:space="720"/>
